--- a/docx/03_kien_truc.docx
+++ b/docx/03_kien_truc.docx
@@ -19,7 +19,7 @@
           <w:color w:val="5F6770"/>
           <w:sz w:val="18"/>
         </w:rPr>
-        <w:t>Tài liệu kiến trúc · Thiết kế phiên bản 2 · 12 tháng 10 năm 2026</w:t>
+        <w:t>Tài liệu kiến trúc · Thiết kế phiên bản 3 · 12 tháng 10 năm 2026</w:t>
       </w:r>
     </w:p>
     <w:p>
@@ -47,7 +47,7 @@
     </w:p>
     <w:p>
       <w:r>
-        <w:t>R04 và R05 nên có một đoạn nối ngắn nhìn thấy biển gian để việc mang O02 sang bảng kỹ thuật hợp lý. R03 và R02 ở đủ gần để quay lại đối chiếu hiện vật không thành một chuyến đi dài. Các đường nối không được thay hình học hoặc đóng vĩnh viễn sau một event. Hình thù bất thường đến từ tường lệch, góc gấp và các hốc trưng bày, không từ mê cung tự đổi.</w:t>
+        <w:t>R04 và R05 nên có một đoạn nối ngắn nhìn thấy biển gian để việc mang O02 sang bảng kỹ thuật hợp lý. R03 và R02 ở đủ gần để quay lại đối chiếu hiện vật không thành một chuyến đi dài. Các đường nối không được thay hình học hoặc đóng vĩnh viễn sau một event. Riêng cửa G60 nối R01 với R03 đóng khóa một lần ở E08; mở đúng sẽ giữ mở khóa vĩnh viễn. Những gian khác vẫn đi lại bình thường. Hình thù bất thường đến từ tường lệch, góc gấp và các hốc trưng bày, không từ mê cung tự đổi.</w:t>
       </w:r>
     </w:p>
     <w:tbl>
@@ -407,7 +407,7 @@
               <w:rPr>
                 <w:sz w:val="19"/>
               </w:rPr>
-              <w:t>Xoay hiện vật, kiểm tra mã</w:t>
+              <w:t>Xoay hiện vật, niêm phong một lần</w:t>
             </w:r>
           </w:p>
         </w:tc>
@@ -696,7 +696,7 @@
     </w:p>
     <w:p>
       <w:r>
-        <w:t>Đối tượng đường chính: tủ thấp G10 với một ngăn kéo G11 chứa F01 và I01, kệ G12 đặt máy ảnh O04, các biển gian, cửa kính cao hoặc ô sáng trời G13, đoạn ống và khe gió trang trí. Ngăn G11 không khóa, tay nắm sáng hơn nền và là tutorial mở ngăn. Máy ảnh có dây đeo và màn hình nhỏ giúp phân biệt với đồ chỉ trang trí.</w:t>
+        <w:t>Đối tượng đường chính: tủ thấp G10 với một ngăn kéo G11 chứa F01 và I01, kệ G12 đặt máy ảnh O04, các biển gian, cửa kính cao hoặc ô sáng trời G13, đoạn ống và khe gió trang trí. Ngăn G11 không khóa, tay nắm sáng hơn nền và là tutorial mở ngăn. Máy ảnh có dây đeo và màn hình nhỏ giúp phân biệt với đồ chỉ trang trí. Thêm một hốc trưng bày có kính G68, không mở hoặc đi xuyên được, cho pose B05 của E10. B05 nằm trên nền đế thật trong hốc, không đứng lơ lửng ngoài ô kính tầng hai. Đồng hồ G66 ở hành lang có nhãn ĐỒNG HỒ HỎNG, không dùng làm thời gian câu đố.</w:t>
       </w:r>
     </w:p>
     <w:p>
@@ -724,7 +724,7 @@
     </w:p>
     <w:p>
       <w:r>
-        <w:t>Một bàn phụ G23 có ngăn không khóa chứa I07. Bàn này không giống ngăn thưởng G22 để tránh hiểu nhầm lời giải. Tượng trang trí B01 là tượng bán thân nhỏ trên bệ ở một hốc tường, nằm ngoài đường quét ánh sáng dùng đọc W01. Không có chữ dưới đáy B01 và không xoay B01 như hiện vật D.</w:t>
+        <w:t>Một bàn phụ G23 có ngăn không khóa chứa I07. Bút chì G65 ở mép bàn là đạo cụ event nhỏ, không có số hoặc clue. Bàn này không giống ngăn thưởng G22 để tránh hiểu nhầm lời giải. Tượng trang trí B01 là tượng bán thân nhỏ trên bệ ở một hốc tường, nằm ngoài đường quét ánh sáng dùng đọc W01. Không có chữ dưới đáy B01 và không xoay B01 như hiện vật D.</w:t>
       </w:r>
     </w:p>
     <w:p>
@@ -747,12 +747,12 @@
     </w:p>
     <w:p>
       <w:r>
-        <w:t>R03 có bàn hiện vật G30 với ba đế cố định và D01 D02 D03. Các đế giữ vị trí, chỉ hiện vật xoay hoặc nghiêng trong giới hạn. Có mặt nền sáng vừa đủ bên dưới để đáy không chìm đen khi nhìn nghiêng. Đèn pin không xuyên đế để đọc ký hiệu; người chơi phải xoay vật.</w:t>
+        <w:t>R03 có bàn hiện vật G30 với ba đế cố định và D01 D02 D03. Thêm một đế phụ cho mặt nạ D04 để phục vụ E08, không đổi thứ tự ba đế của P03. Các đế giữ vị trí, chỉ hiện vật xoay hoặc nghiêng trong giới hạn. Có mặt nền sáng vừa đủ bên dưới để đáy không chìm đen khi nhìn nghiêng. Đèn pin không xuyên đế để đọc ký hiệu; người chơi phải xoay vật.</w:t>
       </w:r>
     </w:p>
     <w:p>
       <w:r>
-        <w:t>Bàn kiểm tra G31 có ba đĩa hình học G32, tay gạt G33 và ngăn G34 chứa I02 cùng O01. Đĩa dùng tam giác, tròn, vuông đúng hình dưới D. Ngăn phụ G35 không khóa chứa I06. Dụng cụ trang trí như khăn, bút và kẹp nằm gọn ở rìa, không có số hoặc biểu tượng trùng đáp án.</w:t>
+        <w:t>Bàn kiểm tra G31 có ba đĩa hình học G32, tay gạt G33 và ngăn G34 chứa I02 cùng O01. Đĩa dùng tam giác, tròn, vuông đúng hình dưới D. Ngăn phụ G35 không khóa chứa I06, F08 và I08, đặt tách nhau để có thể lấy hết. I09 và I10 trên bàn; I11 trong một ngăn mở gần G37; F07 trên kệ mở. W08 gắn tường. Không nguồn mở cửa nào nằm trong G34 bị khóa bởi P03. Dụng cụ trang trí như khăn, bút và kẹp nằm gọn ở rìa, không có số hoặc biểu tượng trùng đáp án.</w:t>
       </w:r>
     </w:p>
     <w:p>
@@ -762,7 +762,12 @@
     </w:p>
     <w:p>
       <w:r>
-        <w:t>R03 còn có kệ G37 cho lon G14 ở trạng thái trước E02, đủ xa nguồn cần đọc để lon không che clue. Lon và âm thanh chỉ tạo một lý do xem lại gian; ngăn quan trọng vẫn có chỉ dẫn bằng sổ nếu người chơi không nghe được tiếng rơi.</w:t>
+        <w:t>Cửa G60 là lối duy nhất vào ra R03, quay bản lề bình thường. Mặt trong có bốn vòng số và tay gạt G61 cùng bảng W07. Khay G62 gắn bên cơ cấu chứa I12, mở khi giải E08. Vùng trigger nằm sâu hơn vùng quét cánh cửa; nếu người chơi đang ở đường quét, hoãn đóng. Collider chặn đường khi cửa thực sự đóng, không dựng tường vô hình giữa phòng.</w:t>
+      </w:r>
+    </w:p>
+    <w:p>
+      <w:r>
+        <w:t>Kệ G37 có lon G14 cho E02 và hộp sắt dẹt G69 cho E08. Mỗi đạo cụ có hai trạng thái độc lập, không đặt lại lên kệ sau khi rơi. Kệ đủ xa nguồn cần đọc để đạo cụ không che clue. Lon và âm thanh chỉ tạo một lý do xem lại gian; ngăn quan trọng vẫn có chỉ dẫn bằng sổ nếu người chơi không nghe được tiếng rơi.</w:t>
       </w:r>
     </w:p>
     <w:p>
@@ -785,7 +790,7 @@
     </w:p>
     <w:p>
       <w:r>
-        <w:t>Bàn đọc G42 có ngăn tùy chọn G43 chứa F05 và I05. Có một ghế cố định và đèn bàn hỏng chỉ làm đạo cụ, không tự sáng thành nguồn ánh sáng mới. Góc bàn là vùng nghỉ đọc hồ sơ. Event nhặt F05 chỉ được xếp lịch sau khi người chơi đóng chế độ xem và rời bàn; tuyệt đối không che chữ I03.</w:t>
+        <w:t>Bàn đọc G42 có ngăn tùy chọn G43 chứa F05 và I05. Máy phát bản ghi G63 đặt cạnh bàn, có nhãn nguồn tự duy trì, nút Play Stop và cuộn quay đơn giản cho E11. Không dùng thoại để thay bằng chứng bắt buộc. Giấy trắng G67 chỉ trang trí, không nhặt. Có một ghế cố định và đèn bàn hỏng chỉ làm đạo cụ, không tự sáng thành nguồn ánh sáng mới. Góc bàn là vùng nghỉ đọc hồ sơ. Event nhặt F05 chỉ được xếp lịch sau khi người chơi đóng chế độ xem và rời bàn; tuyệt đối không che chữ I03.</w:t>
       </w:r>
     </w:p>
     <w:p>
@@ -813,7 +818,7 @@
     </w:p>
     <w:p>
       <w:r>
-        <w:t>Ngăn phụ G56 chứa F06, không khóa và không ảnh hưởng G50. N03 trên ống gió có chữ THÔNG GIÓ. Trong gian có tiếng thông gió thấp A03, không tiếng người hướng dẫn đáp án. Không đặt một vật trượt khỏi bệ ở gần hộp sau khi người chơi lấy chìa khóa; giai đoạn này ưu tiên đưa họ quay lại R00 rõ ràng.</w:t>
+        <w:t>Ngăn phụ G56 chứa F06, không khóa và không ảnh hưởng G50. N03 trên ống gió có chữ THÔNG GIÓ. Một khe ống thấp G64 là điểm kết thúc điều tra âm của E09; hình lưới và hướng ống đi xuống cho thấy âm truyền từ tuyến kỹ thuật. Trong gian có tiếng thông gió thấp A03, không tiếng người hướng dẫn đáp án. Không đặt một vật trượt khỏi bệ ở gần hộp sau khi người chơi lấy chìa khóa; giai đoạn này ưu tiên đưa họ quay lại R00 rõ ràng.</w:t>
       </w:r>
     </w:p>
     <w:p>
@@ -1827,6 +1832,285 @@
               <w:rPr>
                 <w:sz w:val="19"/>
               </w:rPr>
+              <w:t>Cửa niêm phong</w:t>
+            </w:r>
+          </w:p>
+        </w:tc>
+        <w:tc>
+          <w:tcPr>
+            <w:tcW w:type="dxa" w:w="2304"/>
+            <w:tcMar>
+              <w:top w:w="90" w:type="dxa"/>
+              <w:bottom w:w="90" w:type="dxa"/>
+              <w:left w:w="95" w:type="dxa"/>
+              <w:right w:w="95" w:type="dxa"/>
+            </w:tcMar>
+          </w:tcPr>
+          <w:p>
+            <w:pPr>
+              <w:spacing w:after="20" w:before="0" w:line="247" w:lineRule="auto"/>
+            </w:pPr>
+            <w:r>
+              <w:rPr>
+                <w:sz w:val="19"/>
+              </w:rPr>
+              <w:t>G60 G61 G62</w:t>
+            </w:r>
+          </w:p>
+        </w:tc>
+        <w:tc>
+          <w:tcPr>
+            <w:tcW w:type="dxa" w:w="2304"/>
+            <w:tcMar>
+              <w:top w:w="90" w:type="dxa"/>
+              <w:bottom w:w="90" w:type="dxa"/>
+              <w:left w:w="95" w:type="dxa"/>
+              <w:right w:w="95" w:type="dxa"/>
+            </w:tcMar>
+          </w:tcPr>
+          <w:p>
+            <w:pPr>
+              <w:spacing w:after="20" w:before="0" w:line="247" w:lineRule="auto"/>
+            </w:pPr>
+            <w:r>
+              <w:rPr>
+                <w:sz w:val="19"/>
+              </w:rPr>
+              <w:t>Cánh quay, vòng xoay nấc, khay trượt</w:t>
+            </w:r>
+          </w:p>
+        </w:tc>
+        <w:tc>
+          <w:tcPr>
+            <w:tcW w:type="dxa" w:w="2304"/>
+            <w:tcMar>
+              <w:top w:w="90" w:type="dxa"/>
+              <w:bottom w:w="90" w:type="dxa"/>
+              <w:left w:w="95" w:type="dxa"/>
+              <w:right w:w="95" w:type="dxa"/>
+            </w:tcMar>
+          </w:tcPr>
+          <w:p>
+            <w:pPr>
+              <w:spacing w:after="20" w:before="0" w:line="247" w:lineRule="auto"/>
+            </w:pPr>
+            <w:r>
+              <w:rPr>
+                <w:sz w:val="19"/>
+              </w:rPr>
+              <w:t>Chỉ R03 khóa một lần</w:t>
+            </w:r>
+          </w:p>
+        </w:tc>
+      </w:tr>
+      <w:tr>
+        <w:trPr>
+          <w:cantSplit/>
+        </w:trPr>
+        <w:tc>
+          <w:tcPr>
+            <w:tcW w:type="dxa" w:w="2304"/>
+            <w:tcMar>
+              <w:top w:w="90" w:type="dxa"/>
+              <w:bottom w:w="90" w:type="dxa"/>
+              <w:left w:w="95" w:type="dxa"/>
+              <w:right w:w="95" w:type="dxa"/>
+            </w:tcMar>
+          </w:tcPr>
+          <w:p>
+            <w:pPr>
+              <w:spacing w:after="20" w:before="0" w:line="247" w:lineRule="auto"/>
+            </w:pPr>
+            <w:r>
+              <w:rPr>
+                <w:sz w:val="19"/>
+              </w:rPr>
+              <w:t>Máy phát ghi âm</w:t>
+            </w:r>
+          </w:p>
+        </w:tc>
+        <w:tc>
+          <w:tcPr>
+            <w:tcW w:type="dxa" w:w="2304"/>
+            <w:tcMar>
+              <w:top w:w="90" w:type="dxa"/>
+              <w:bottom w:w="90" w:type="dxa"/>
+              <w:left w:w="95" w:type="dxa"/>
+              <w:right w:w="95" w:type="dxa"/>
+            </w:tcMar>
+          </w:tcPr>
+          <w:p>
+            <w:pPr>
+              <w:spacing w:after="20" w:before="0" w:line="247" w:lineRule="auto"/>
+            </w:pPr>
+            <w:r>
+              <w:rPr>
+                <w:sz w:val="19"/>
+              </w:rPr>
+              <w:t>G63</w:t>
+            </w:r>
+          </w:p>
+        </w:tc>
+        <w:tc>
+          <w:tcPr>
+            <w:tcW w:type="dxa" w:w="2304"/>
+            <w:tcMar>
+              <w:top w:w="90" w:type="dxa"/>
+              <w:bottom w:w="90" w:type="dxa"/>
+              <w:left w:w="95" w:type="dxa"/>
+              <w:right w:w="95" w:type="dxa"/>
+            </w:tcMar>
+          </w:tcPr>
+          <w:p>
+            <w:pPr>
+              <w:spacing w:after="20" w:before="0" w:line="247" w:lineRule="auto"/>
+            </w:pPr>
+            <w:r>
+              <w:rPr>
+                <w:sz w:val="19"/>
+              </w:rPr>
+              <w:t>Nút nhấn, cuộn quay, trạng thái Play Stop</w:t>
+            </w:r>
+          </w:p>
+        </w:tc>
+        <w:tc>
+          <w:tcPr>
+            <w:tcW w:type="dxa" w:w="2304"/>
+            <w:tcMar>
+              <w:top w:w="90" w:type="dxa"/>
+              <w:bottom w:w="90" w:type="dxa"/>
+              <w:left w:w="95" w:type="dxa"/>
+              <w:right w:w="95" w:type="dxa"/>
+            </w:tcMar>
+          </w:tcPr>
+          <w:p>
+            <w:pPr>
+              <w:spacing w:after="20" w:before="0" w:line="247" w:lineRule="auto"/>
+            </w:pPr>
+            <w:r>
+              <w:rPr>
+                <w:sz w:val="19"/>
+              </w:rPr>
+              <w:t>Không cần animation tay</w:t>
+            </w:r>
+          </w:p>
+        </w:tc>
+      </w:tr>
+      <w:tr>
+        <w:trPr>
+          <w:cantSplit/>
+        </w:trPr>
+        <w:tc>
+          <w:tcPr>
+            <w:tcW w:type="dxa" w:w="2304"/>
+            <w:tcMar>
+              <w:top w:w="90" w:type="dxa"/>
+              <w:bottom w:w="90" w:type="dxa"/>
+              <w:left w:w="95" w:type="dxa"/>
+              <w:right w:w="95" w:type="dxa"/>
+            </w:tcMar>
+          </w:tcPr>
+          <w:p>
+            <w:pPr>
+              <w:spacing w:after="20" w:before="0" w:line="247" w:lineRule="auto"/>
+            </w:pPr>
+            <w:r>
+              <w:rPr>
+                <w:sz w:val="19"/>
+              </w:rPr>
+              <w:t>Bóng trong Camera</w:t>
+            </w:r>
+          </w:p>
+        </w:tc>
+        <w:tc>
+          <w:tcPr>
+            <w:tcW w:type="dxa" w:w="2304"/>
+            <w:tcMar>
+              <w:top w:w="90" w:type="dxa"/>
+              <w:bottom w:w="90" w:type="dxa"/>
+              <w:left w:w="95" w:type="dxa"/>
+              <w:right w:w="95" w:type="dxa"/>
+            </w:tcMar>
+          </w:tcPr>
+          <w:p>
+            <w:pPr>
+              <w:spacing w:after="20" w:before="0" w:line="247" w:lineRule="auto"/>
+            </w:pPr>
+            <w:r>
+              <w:rPr>
+                <w:sz w:val="19"/>
+              </w:rPr>
+              <w:t>B05 G68</w:t>
+            </w:r>
+          </w:p>
+        </w:tc>
+        <w:tc>
+          <w:tcPr>
+            <w:tcW w:type="dxa" w:w="2304"/>
+            <w:tcMar>
+              <w:top w:w="90" w:type="dxa"/>
+              <w:bottom w:w="90" w:type="dxa"/>
+              <w:left w:w="95" w:type="dxa"/>
+              <w:right w:w="95" w:type="dxa"/>
+            </w:tcMar>
+          </w:tcPr>
+          <w:p>
+            <w:pPr>
+              <w:spacing w:after="20" w:before="0" w:line="247" w:lineRule="auto"/>
+            </w:pPr>
+            <w:r>
+              <w:rPr>
+                <w:sz w:val="19"/>
+              </w:rPr>
+              <w:t>Hai trạng thái tĩnh của hốc</w:t>
+            </w:r>
+          </w:p>
+        </w:tc>
+        <w:tc>
+          <w:tcPr>
+            <w:tcW w:type="dxa" w:w="2304"/>
+            <w:tcMar>
+              <w:top w:w="90" w:type="dxa"/>
+              <w:bottom w:w="90" w:type="dxa"/>
+              <w:left w:w="95" w:type="dxa"/>
+              <w:right w:w="95" w:type="dxa"/>
+            </w:tcMar>
+          </w:tcPr>
+          <w:p>
+            <w:pPr>
+              <w:spacing w:after="20" w:before="0" w:line="247" w:lineRule="auto"/>
+            </w:pPr>
+            <w:r>
+              <w:rPr>
+                <w:sz w:val="19"/>
+              </w:rPr>
+              <w:t>Đổi khi khuất, ảnh lưu frame thật</w:t>
+            </w:r>
+          </w:p>
+        </w:tc>
+      </w:tr>
+      <w:tr>
+        <w:trPr>
+          <w:cantSplit/>
+        </w:trPr>
+        <w:tc>
+          <w:tcPr>
+            <w:tcW w:type="dxa" w:w="2304"/>
+            <w:tcMar>
+              <w:top w:w="90" w:type="dxa"/>
+              <w:bottom w:w="90" w:type="dxa"/>
+              <w:left w:w="95" w:type="dxa"/>
+              <w:right w:w="95" w:type="dxa"/>
+            </w:tcMar>
+          </w:tcPr>
+          <w:p>
+            <w:pPr>
+              <w:spacing w:after="20" w:before="0" w:line="247" w:lineRule="auto"/>
+            </w:pPr>
+            <w:r>
+              <w:rPr>
+                <w:sz w:val="19"/>
+              </w:rPr>
               <w:t>Mờ và chớp</w:t>
             </w:r>
           </w:p>
@@ -1947,7 +2231,35 @@
     </w:p>
     <w:p>
       <w:r>
-        <w:t>Ưu tiên G01, hệ thống xem ảnh giấy, ba bộ xoay, balo và 18 nguồn bắt buộc. O04 cùng album Camera là tính năng thứ hai. E04 chim và E06 hình người là lớp trình diễn sau cùng; việc chưa có chúng không ảnh hưởng đáp án, điều kiện lấy chìa khóa hoặc lối kết thúc.</w:t>
+        <w:t>Ưu tiên G01, hệ thống xem ảnh giấy, ba bộ xoay, balo, 19 nguồn hồ sơ cuối và các nguồn E08 trong R03. O04 cùng album Camera là tính năng thứ hai. E04 chim và E06 hình người là lớp trình diễn sau cùng; việc chưa có chúng không ảnh hưởng đáp án, điều kiện lấy chìa khóa hoặc lối kết thúc.</w:t>
+      </w:r>
+    </w:p>
+    <w:p>
+      <w:pPr>
+        <w:pStyle w:val="Heading1"/>
+      </w:pPr>
+      <w:r>
+        <w:t>12 Vị trí phục vụ các cụm khác</w:t>
+      </w:r>
+    </w:p>
+    <w:p>
+      <w:r>
+        <w:t>E09 dùng các điểm âm cố định ở R01, R04 và R05, nối qua hành lang đã có. Không cần đổi phòng, đóng thêm cửa hoặc làm một mê cung mới. Nguồn cuối tại G64 thấp gần chân tường. Người chơi có thể bỏ điều tra và tiếp tục tới bảng G50 bằng sổ.</w:t>
+      </w:r>
+    </w:p>
+    <w:p>
+      <w:r>
+        <w:t>E10 dùng hốc kính G68 ở R01, có vùng nền để thấy silhouette và khoảng đứng để hướng Camera. Hốc cách cửa R03 đủ để không cùng phát E08; vị trí cụ thể chỉ chốt khi dựng khối. B05 là pose tĩnh có thể dùng lại model nhân vật, không có AI hoặc tương tác đánh nhau.</w:t>
+      </w:r>
+    </w:p>
+    <w:p>
+      <w:r>
+        <w:t>E11 dùng G63 trên bàn R04 và một điểm âm sau ghế trống. Ghế giữ nguyên, không cần có người ngồi hoặc dịch ghế. Nhấn Stop có thể đổi nhánh âm nhưng không khóa ngăn hoặc giấu hồ sơ. Cả sáu cụm lớn dùng đường đi và đồ cố định; chỉ E08 có cơ chế nhốt phòng.</w:t>
+      </w:r>
+    </w:p>
+    <w:p>
+      <w:r>
+        <w:t>Bóng dưới khe G60 có thể dùng một vật che nhỏ B06 ở phía hành lang, trượt ngắn trong vùng khuất và đổ bóng từ ánh hắt L02 có thật. Nếu góc sáng không tạo được bóng hợp lý, chỉ giữ A19 bước chân. Không thêm một nguồn sáng vô hình hoặc yêu cầu một NPC đi bộ để làm nhịp này.</w:t>
       </w:r>
     </w:p>
     <w:sectPr>
@@ -1973,7 +2285,7 @@
       <w:rPr>
         <w:sz w:val="16"/>
       </w:rPr>
-      <w:t xml:space="preserve">Phiên bản 2  ·  </w:t>
+      <w:t xml:space="preserve">Phiên bản 3  ·  </w:t>
     </w:r>
     <w:fldSimple w:instr="PAGE"/>
   </w:p>
@@ -2362,7 +2674,7 @@
     <w:rsid w:val="00FC693F"/>
     <w:pPr>
       <w:widowControl/>
-      <w:spacing w:line="274" w:lineRule="auto" w:after="140"/>
+      <w:spacing w:line="264" w:lineRule="auto" w:after="120"/>
     </w:pPr>
     <w:rPr>
       <w:rFonts w:ascii="Arial" w:hAnsi="Arial" w:eastAsia="Arial"/>
